--- a/output/docx/en/BUFRCREX_CodeFlag_en_40.docx
+++ b/output/docx/en/BUFRCREX_CodeFlag_en_40.docx
@@ -548,7 +548,7 @@
           <w:i/>
           <w:sz w:val="14"/>
         </w:rPr>
-        <w:t>Note 81: The nominal range for the surface soil moisture is 0% - 100%. In extreme cases, the extrapolated backscatter at 40 degrees incidence angle may exceed the dry or the wet backscatter reference. In these cases, the value provided by the measurement process of surface soil moisture is, respectively,less than 0% or more than 100%.</w:t>
+        <w:t>Note CF81: The nominal range for the surface soil moisture is 0% - 100%. In extreme cases, the extrapolated backscatter at 40 degrees incidence angle may exceed the dry or the wet backscatter reference. In these cases, the value provided by the measurement process of surface soil moisture is, respectively,less than 0% or more than 100%.</w:t>
       </w:r>
     </w:p>
     <w:p/>
@@ -1268,7 +1268,7 @@
           <w:i/>
           <w:sz w:val="14"/>
         </w:rPr>
-        <w:t>Note 81: The nominal range for the surface soil moisture is 0% - 100%. In extreme cases, the extrapolated backscatter at 40 degrees incidence angle may exceed the dry or the wet backscatter reference. In these cases, the value provided by the measurement process of surface soil moisture is, respectively,less than 0% or more than 100%.</w:t>
+        <w:t>Note CF81: The nominal range for the surface soil moisture is 0% - 100%. In extreme cases, the extrapolated backscatter at 40 degrees incidence angle may exceed the dry or the wet backscatter reference. In these cases, the value provided by the measurement process of surface soil moisture is, respectively,less than 0% or more than 100%.</w:t>
       </w:r>
     </w:p>
     <w:p/>
@@ -9801,7 +9801,7 @@
                 <w:b w:val="0"/>
                 <w:sz w:val="16"/>
               </w:rPr>
-              <w:t xml:space="preserve">MHS included </w:t>
+              <w:t>MHS included</w:t>
             </w:r>
           </w:p>
         </w:tc>
